--- a/docs/CSI_Week2_Update_TalkingPoints.docx
+++ b/docs/CSI_Week2_Update_TalkingPoints.docx
@@ -15,7 +15,7 @@
           <w:color w:val="000000"/>
           <w:sz w:val="32"/>
         </w:rPr>
-        <w:t>CSI Sensing — Week 2 Update: Talking Points</w:t>
+        <w:t>CSI Sensing, Week 2 Update: Talking Points</w:t>
       </w:r>
     </w:p>
     <w:p>
@@ -62,7 +62,7 @@
           <w:color w:val="000000"/>
           <w:sz w:val="28"/>
         </w:rPr>
-        <w:t>Slide 1 — Title</w:t>
+        <w:t>Slide 1: Title</w:t>
       </w:r>
     </w:p>
     <w:p>
@@ -92,7 +92,7 @@
           <w:color w:val="000000"/>
           <w:sz w:val="28"/>
         </w:rPr>
-        <w:t>Slide 2 — This week</w:t>
+        <w:t>Slide 2: This week</w:t>
       </w:r>
     </w:p>
     <w:p>
@@ -144,7 +144,7 @@
           <w:color w:val="000000"/>
           <w:sz w:val="24"/>
         </w:rPr>
-        <w:t>last week’s antenna result (stock vs. Taoglas) used the older wired pipeline. Repeating it wirelessly, with more placements across more rooms, is an independent check of the same conclusion — if it agrees, the result is confirmed rather than resting on one dataset.</w:t>
+        <w:t>last week’s antenna result (stock vs. Taoglas) used the older wired pipeline. Repeating it wirelessly, with more placements across more rooms, is an independent check of the same conclusion; if it agrees, the result is confirmed rather than resting on one dataset.</w:t>
       </w:r>
     </w:p>
     <w:p>
@@ -170,7 +170,7 @@
           <w:color w:val="000000"/>
           <w:sz w:val="24"/>
         </w:rPr>
-        <w:t>from last week’s review — define balanced accuracy mathematically and compare it to plain accuracy (slide 6), and show a histogram of the training data (slide 4). Both are new content this week, not just repeated from the written report.</w:t>
+        <w:t>from last week’s review: define balanced accuracy mathematically and compare it to plain accuracy (slide 6), and show a histogram of the training data (slide 4). Both are new content this week, not just repeated from the written report.</w:t>
       </w:r>
     </w:p>
     <w:p>
@@ -185,7 +185,7 @@
           <w:color w:val="000000"/>
           <w:sz w:val="28"/>
         </w:rPr>
-        <w:t>Slide 3 — The dataset</w:t>
+        <w:t>Slide 3: The dataset</w:t>
       </w:r>
     </w:p>
     <w:p>
@@ -211,7 +211,7 @@
           <w:color w:val="000000"/>
           <w:sz w:val="24"/>
         </w:rPr>
-        <w:t>this is the wireless, single-antenna (Taoglas on both boards) production dataset — it does NOT include the mixed-antenna recordings (one board per antenna type), which exist only to answer the antenna-transfer question on slides 8–9 and are kept separate on purpose.</w:t>
+        <w:t>this is the wireless, single-antenna (Taoglas on both boards) production dataset: it does NOT include the mixed-antenna recordings (one board per antenna type), which exist only to answer the antenna-transfer question on slides 8–9 and are kept separate on purpose.</w:t>
       </w:r>
     </w:p>
     <w:p>
@@ -237,7 +237,7 @@
           <w:color w:val="000000"/>
           <w:sz w:val="24"/>
         </w:rPr>
-        <w:t>34 sessions across 15 configurations (room × placement) in four different rooms, ~104 minutes of recording, 608,799 CSI packets, sliced into 4,241 labeled 2-second/1-second-hop windows — the same window scheme used throughout this project.</w:t>
+        <w:t>34 sessions across 15 configurations (room × placement) in four different rooms, ~104 minutes of recording, 608,799 CSI packets, sliced into 4,241 labeled 2-second/1-second-hop windows, the same window scheme used throughout this project.</w:t>
       </w:r>
     </w:p>
     <w:p>
@@ -263,7 +263,7 @@
           <w:color w:val="000000"/>
           <w:sz w:val="24"/>
         </w:rPr>
-        <w:t>cross-subject generalization is still untested — same caveat as always, worth naming if asked.</w:t>
+        <w:t>cross-subject generalization is still untested; same caveat as always, worth naming if asked.</w:t>
       </w:r>
     </w:p>
     <w:p>
@@ -278,7 +278,7 @@
           <w:color w:val="000000"/>
           <w:sz w:val="28"/>
         </w:rPr>
-        <w:t>Slide 4 — Histogram of the training data</w:t>
+        <w:t>Slide 4: Histogram of the training data</w:t>
       </w:r>
     </w:p>
     <w:p>
@@ -304,7 +304,7 @@
           <w:color w:val="000000"/>
           <w:sz w:val="24"/>
         </w:rPr>
-        <w:t>the exact same 4,241 windows behind slide 3’s numbers, broken out by class label — this is a direct visual of the dataset just described.</w:t>
+        <w:t>the exact same 4,241 windows behind slide 3’s numbers, broken out by class label; this is a direct visual of the dataset just described.</w:t>
       </w:r>
     </w:p>
     <w:p>
@@ -371,7 +371,7 @@
           <w:color w:val="000000"/>
           <w:sz w:val="28"/>
         </w:rPr>
-        <w:t>Slide 5 — Inside the model: the whole tree</w:t>
+        <w:t>Slide 5: Inside the model: the whole tree</w:t>
       </w:r>
     </w:p>
     <w:p>
@@ -397,7 +397,7 @@
           <w:color w:val="000000"/>
           <w:sz w:val="24"/>
         </w:rPr>
-        <w:t>the modeling approach (random forest, same architecture, same feature pipeline) has not changed — this week retrains that same recipe on the new wireless dataset. Showing the same tree diagram again underlines that the method is stable; what changed this week is the data feeding it, not the model.</w:t>
+        <w:t>the modeling approach (random forest, same architecture, same feature pipeline) has not changed; this week retrains that same recipe on the new wireless dataset. Showing the same tree diagram again underlines that the method is stable; what changed this week is the data feeding it, not the model.</w:t>
       </w:r>
     </w:p>
     <w:p>
@@ -423,7 +423,7 @@
           <w:color w:val="000000"/>
           <w:sz w:val="24"/>
         </w:rPr>
-        <w:t>see last week’s talking points (or the report) — it is the literal first tree of the real 300-tree production forest, all 1,699 real nodes drawn, top 6 levels labeled with real thresholds, everything below that as unlabeled dots (still real nodes, just too many to caption individually).</w:t>
+        <w:t>see last week’s talking points (or the report): it is the literal first tree of the real 300-tree production forest, all 1,699 real nodes drawn, top 6 levels labeled with real thresholds, everything below that as unlabeled dots (still real nodes, just too many to caption individually).</w:t>
       </w:r>
     </w:p>
     <w:p>
@@ -438,7 +438,7 @@
           <w:color w:val="000000"/>
           <w:sz w:val="28"/>
         </w:rPr>
-        <w:t>Slide 6 — Balanced accuracy vs. traditional accuracy</w:t>
+        <w:t>Slide 6: Balanced accuracy vs. traditional accuracy</w:t>
       </w:r>
     </w:p>
     <w:p>
@@ -453,7 +453,7 @@
           <w:color w:val="000000"/>
           <w:sz w:val="24"/>
         </w:rPr>
-        <w:t>This is the slide written specifically for the boss’s request — take the time here. Wording and worked example follow the same style as the "Index" section at the end of last week’s written report, just updated to this week’s numbers.</w:t>
+        <w:t>This is the slide written specifically for the boss’s request; take the time here. Wording and worked example follow the same style as the "Index" section at the end of last week’s written report, just updated to this week’s numbers.</w:t>
       </w:r>
     </w:p>
     <w:p>
@@ -505,7 +505,7 @@
           <w:color w:val="000000"/>
           <w:sz w:val="24"/>
         </w:rPr>
-        <w:t>the classes are uneven — there are more occupied/stand windows than empty/run windows. Plain accuracy lets a model score high just by predicting the majority class; balanced accuracy weights every class equally, so a less-recorded class (like empty or run) counts as much as a common one.</w:t>
+        <w:t>the classes are uneven: there are more occupied/stand windows than empty/run windows. Plain accuracy lets a model score high just by predicting the majority class; balanced accuracy weights every class equally, so a less-recorded class (like empty or run) counts as much as a common one.</w:t>
       </w:r>
     </w:p>
     <w:p>
@@ -547,7 +547,7 @@
           <w:color w:val="000000"/>
           <w:sz w:val="24"/>
         </w:rPr>
-        <w:t xml:space="preserve">Walk through the worked example on the slide slowly — this is this week’s real held-out presence result, not a hypothetical: </w:t>
+        <w:t xml:space="preserve">Walk through the worked example on the slide slowly; this is this week’s real held-out presence result, not a hypothetical: </w:t>
       </w:r>
       <w:r>
         <w:rPr>
@@ -557,7 +557,7 @@
           <w:color w:val="000000"/>
           <w:sz w:val="24"/>
         </w:rPr>
-        <w:t>empty recall = 171 / 486 = 0.352 — the model only caught about a third of the truly-empty windows when tested on a placement it never trained on. Occupied recall = 3,469 / 3,755 = 0.924 — it catches occupied windows well. Balanced accuracy averages those two: (0.352 + 0.924) / 2 = 0.638, which we round to 0.64 — the same number reported on slide 7.</w:t>
+        <w:t>empty recall = 171 / 486 = 0.352: the model only caught about a third of the truly-empty windows when tested on a placement it never trained on. Occupied recall = 3,469 / 3,755 = 0.924: it catches occupied windows well. Balanced accuracy averages those two: (0.352 + 0.924) / 2 = 0.638, which we round to 0.64, the same number reported on slide 7.</w:t>
       </w:r>
     </w:p>
     <w:p>
@@ -583,7 +583,7 @@
           <w:color w:val="000000"/>
           <w:sz w:val="24"/>
         </w:rPr>
-        <w:t>traditional accuracy on this same result is 3,640 / 4,241 = 0.858 — a much better-looking 86%. That number is inflated by how much bigger the occupied class is; it does not reflect that the model is actually weak at recognizing empty. Balanced accuracy is the number that cannot be gamed that way, which is why every result in this project is reported with it.</w:t>
+        <w:t>traditional accuracy on this same result is 3,640 / 4,241 = 0.858, a much better-looking 86%. That number is inflated by how much bigger the occupied class is; it does not reflect that the model is actually weak at recognizing empty. Balanced accuracy is the number that cannot be gamed that way, which is why every result in this project is reported with it.</w:t>
       </w:r>
     </w:p>
     <w:p>
@@ -609,7 +609,7 @@
           <w:color w:val="000000"/>
           <w:sz w:val="24"/>
         </w:rPr>
-        <w:t>"Balanced accuracy is the number that cannot be gamed by a model that just learns to predict whichever class has the most examples — that is why every result in this project is reported that way."</w:t>
+        <w:t>"Balanced accuracy is the number that cannot be gamed by a model that just learns to predict whichever class has the most examples, which is why every result in this project is reported that way."</w:t>
       </w:r>
     </w:p>
     <w:p>
@@ -624,7 +624,7 @@
           <w:color w:val="000000"/>
           <w:sz w:val="28"/>
         </w:rPr>
-        <w:t>Slide 7 — Cross-placement generalization (wireless)</w:t>
+        <w:t>Slide 7: Cross-placement generalization (wireless)</w:t>
       </w:r>
     </w:p>
     <w:p>
@@ -691,7 +691,7 @@
           <w:color w:val="000000"/>
           <w:sz w:val="28"/>
         </w:rPr>
-        <w:t>Slide 8 — Taoglas vs. mixed pair: per-install accuracy</w:t>
+        <w:t>Slide 8: Taoglas vs. mixed pair: per-install accuracy</w:t>
       </w:r>
     </w:p>
     <w:p>
@@ -784,7 +784,7 @@
           <w:color w:val="000000"/>
           <w:sz w:val="28"/>
         </w:rPr>
-        <w:t>Slide 9 — Does it plug-and-play onto a new antenna? (wireless repeat)</w:t>
+        <w:t>Slide 9: Does it plug-and-play onto a new antenna? (wireless repeat)</w:t>
       </w:r>
     </w:p>
     <w:p>
@@ -903,7 +903,7 @@
           <w:color w:val="000000"/>
           <w:sz w:val="28"/>
         </w:rPr>
-        <w:t>Slide 10 — Live monitor -- interface preview</w:t>
+        <w:t>Slide 10: Live monitor -- interface preview</w:t>
       </w:r>
     </w:p>
     <w:p>
@@ -1037,7 +1037,7 @@
           <w:color w:val="000000"/>
           <w:sz w:val="28"/>
         </w:rPr>
-        <w:t>Slide 11 — Status &amp; next steps</w:t>
+        <w:t>Slide 11: Status &amp; next steps</w:t>
       </w:r>
     </w:p>
     <w:p>
